--- a/src/main/resources/Заполнители/ВКР/common/Отзыв_руководителя_ВКР.docx
+++ b/src/main/resources/Заполнители/ВКР/common/Отзыв_руководителя_ВКР.docx
@@ -100,31 +100,31 @@
     <w:tbl>
       <w:tblPr>
         <w:tblW w:w="9351" w:type="dxa"/>
-        <w:jc w:val="start"/>
-        <w:tblInd w:w="0" w:type="dxa"/>
+        <w:jc w:val="left"/>
+        <w:tblInd w:w="55" w:type="dxa"/>
         <w:tblLayout w:type="fixed"/>
         <w:tblCellMar>
           <w:top w:w="55" w:type="dxa"/>
-          <w:start w:w="55" w:type="dxa"/>
+          <w:left w:w="55" w:type="dxa"/>
           <w:bottom w:w="55" w:type="dxa"/>
-          <w:end w:w="55" w:type="dxa"/>
+          <w:right w:w="55" w:type="dxa"/>
         </w:tblCellMar>
       </w:tblPr>
       <w:tblGrid>
-        <w:gridCol w:w="1303"/>
-        <w:gridCol w:w="8048"/>
+        <w:gridCol w:w="1296"/>
+        <w:gridCol w:w="8055"/>
       </w:tblGrid>
       <w:tr>
         <w:trPr/>
         <w:tc>
           <w:tcPr>
-            <w:tcW w:w="1303" w:type="dxa"/>
+            <w:tcW w:w="1296" w:type="dxa"/>
             <w:tcBorders/>
           </w:tcPr>
           <w:p>
             <w:pPr>
               <w:pStyle w:val="Style16"/>
-              <w:ind w:hanging="0" w:start="0"/>
+              <w:ind w:hanging="0" w:left="0"/>
               <w:rPr/>
             </w:pPr>
             <w:r>
@@ -135,13 +135,13 @@
         </w:tc>
         <w:tc>
           <w:tcPr>
-            <w:tcW w:w="8048" w:type="dxa"/>
+            <w:tcW w:w="8055" w:type="dxa"/>
             <w:tcBorders/>
           </w:tcPr>
           <w:p>
             <w:pPr>
               <w:pStyle w:val="Style16"/>
-              <w:ind w:hanging="0" w:start="0"/>
+              <w:ind w:hanging="0" w:left="0"/>
               <w:rPr/>
             </w:pPr>
             <w:r>
@@ -172,31 +172,31 @@
     <w:tbl>
       <w:tblPr>
         <w:tblW w:w="9351" w:type="dxa"/>
-        <w:jc w:val="start"/>
-        <w:tblInd w:w="0" w:type="dxa"/>
+        <w:jc w:val="left"/>
+        <w:tblInd w:w="55" w:type="dxa"/>
         <w:tblLayout w:type="fixed"/>
         <w:tblCellMar>
           <w:top w:w="55" w:type="dxa"/>
-          <w:start w:w="55" w:type="dxa"/>
+          <w:left w:w="55" w:type="dxa"/>
           <w:bottom w:w="55" w:type="dxa"/>
-          <w:end w:w="55" w:type="dxa"/>
+          <w:right w:w="55" w:type="dxa"/>
         </w:tblCellMar>
       </w:tblPr>
       <w:tblGrid>
-        <w:gridCol w:w="3231"/>
-        <w:gridCol w:w="6120"/>
+        <w:gridCol w:w="3227"/>
+        <w:gridCol w:w="6124"/>
       </w:tblGrid>
       <w:tr>
         <w:trPr/>
         <w:tc>
           <w:tcPr>
-            <w:tcW w:w="3231" w:type="dxa"/>
+            <w:tcW w:w="3227" w:type="dxa"/>
             <w:tcBorders/>
           </w:tcPr>
           <w:p>
             <w:pPr>
               <w:pStyle w:val="Style16"/>
-              <w:ind w:hanging="0" w:start="0"/>
+              <w:ind w:hanging="0" w:left="0"/>
               <w:rPr/>
             </w:pPr>
             <w:r>
@@ -207,7 +207,7 @@
         </w:tc>
         <w:tc>
           <w:tcPr>
-            <w:tcW w:w="6120" w:type="dxa"/>
+            <w:tcW w:w="6124" w:type="dxa"/>
             <w:tcBorders/>
           </w:tcPr>
           <w:p>
@@ -216,7 +216,7 @@
               <w:widowControl/>
               <w:suppressAutoHyphens w:val="true"/>
               <w:spacing w:before="0" w:after="0"/>
-              <w:ind w:hanging="0" w:start="0"/>
+              <w:ind w:hanging="0" w:left="0"/>
               <w:rPr>
                 <w:kern w:val="0"/>
                 <w:highlight w:val="none"/>
@@ -239,13 +239,13 @@
         <w:trPr/>
         <w:tc>
           <w:tcPr>
-            <w:tcW w:w="3231" w:type="dxa"/>
+            <w:tcW w:w="3227" w:type="dxa"/>
             <w:tcBorders/>
           </w:tcPr>
           <w:p>
             <w:pPr>
               <w:pStyle w:val="Style16"/>
-              <w:ind w:hanging="0" w:start="0"/>
+              <w:ind w:hanging="0" w:left="0"/>
               <w:rPr/>
             </w:pPr>
             <w:r>
@@ -256,7 +256,7 @@
         </w:tc>
         <w:tc>
           <w:tcPr>
-            <w:tcW w:w="6120" w:type="dxa"/>
+            <w:tcW w:w="6124" w:type="dxa"/>
             <w:tcBorders/>
           </w:tcPr>
           <w:p>
@@ -265,8 +265,8 @@
               <w:widowControl/>
               <w:suppressAutoHyphens w:val="true"/>
               <w:spacing w:before="0" w:after="0"/>
-              <w:ind w:hanging="34" w:start="34"/>
-              <w:jc w:val="start"/>
+              <w:ind w:hanging="34" w:left="34"/>
+              <w:jc w:val="left"/>
               <w:rPr>
                 <w:kern w:val="0"/>
                 <w:highlight w:val="none"/>
@@ -351,14 +351,14 @@
     <w:tbl>
       <w:tblPr>
         <w:tblW w:w="9351" w:type="dxa"/>
-        <w:jc w:val="start"/>
-        <w:tblInd w:w="0" w:type="dxa"/>
+        <w:jc w:val="left"/>
+        <w:tblInd w:w="55" w:type="dxa"/>
         <w:tblLayout w:type="fixed"/>
         <w:tblCellMar>
           <w:top w:w="55" w:type="dxa"/>
-          <w:start w:w="55" w:type="dxa"/>
+          <w:left w:w="55" w:type="dxa"/>
           <w:bottom w:w="55" w:type="dxa"/>
-          <w:end w:w="55" w:type="dxa"/>
+          <w:right w:w="55" w:type="dxa"/>
         </w:tblCellMar>
       </w:tblPr>
       <w:tblGrid>
@@ -375,7 +375,7 @@
           <w:p>
             <w:pPr>
               <w:pStyle w:val="Style16"/>
-              <w:ind w:hanging="0" w:start="0"/>
+              <w:ind w:hanging="0" w:left="0"/>
               <w:rPr>
                 <w:b/>
                 <w:bCs/>
@@ -406,7 +406,7 @@
               <w:suppressAutoHyphens w:val="true"/>
               <w:spacing w:before="0" w:after="0"/>
               <w:ind w:hanging="0"/>
-              <w:jc w:val="start"/>
+              <w:jc w:val="left"/>
               <w:rPr>
                 <w:u w:val="single"/>
               </w:rPr>
@@ -430,22 +430,7 @@
     <w:p>
       <w:pPr>
         <w:pStyle w:val="Normal"/>
-        <w:jc w:val="center"/>
-        <w:rPr>
-          <w:b/>
-          <w:smallCaps/>
-        </w:rPr>
-      </w:pPr>
-      <w:r>
-        <w:rPr>
-          <w:b/>
-          <w:smallCaps/>
-        </w:rPr>
-      </w:r>
-    </w:p>
-    <w:p>
-      <w:pPr>
-        <w:pStyle w:val="Normal"/>
+        <w:ind w:hanging="0" w:left="0"/>
         <w:jc w:val="center"/>
         <w:rPr>
           <w:b/>
@@ -468,142 +453,38 @@
         <w:t>$(степень)</w:t>
       </w:r>
     </w:p>
-    <w:p>
-      <w:pPr>
-        <w:pStyle w:val="Normal"/>
-        <w:jc w:val="center"/>
-        <w:rPr>
-          <w:b/>
-          <w:smallCaps/>
-        </w:rPr>
-      </w:pPr>
-      <w:r>
-        <w:rPr>
-          <w:b/>
-          <w:smallCaps/>
-        </w:rPr>
-      </w:r>
-    </w:p>
     <w:tbl>
       <w:tblPr>
-        <w:tblW w:w="9351" w:type="dxa"/>
-        <w:jc w:val="start"/>
-        <w:tblInd w:w="0" w:type="dxa"/>
+        <w:tblW w:w="9349" w:type="dxa"/>
+        <w:jc w:val="left"/>
+        <w:tblInd w:w="55" w:type="dxa"/>
         <w:tblLayout w:type="fixed"/>
         <w:tblCellMar>
           <w:top w:w="55" w:type="dxa"/>
-          <w:start w:w="55" w:type="dxa"/>
+          <w:left w:w="55" w:type="dxa"/>
           <w:bottom w:w="55" w:type="dxa"/>
-          <w:end w:w="55" w:type="dxa"/>
+          <w:right w:w="55" w:type="dxa"/>
         </w:tblCellMar>
       </w:tblPr>
       <w:tblGrid>
-        <w:gridCol w:w="908"/>
-        <w:gridCol w:w="8443"/>
-      </w:tblGrid>
-      <w:tr>
-        <w:trPr/>
-        <w:tc>
-          <w:tcPr>
-            <w:tcW w:w="908" w:type="dxa"/>
-            <w:tcBorders/>
-          </w:tcPr>
-          <w:p>
-            <w:pPr>
-              <w:pStyle w:val="Style16"/>
-              <w:ind w:hanging="0" w:start="0"/>
-              <w:rPr>
-                <w:b/>
-                <w:bCs/>
-              </w:rPr>
-            </w:pPr>
-            <w:r>
-              <w:rPr>
-                <w:b/>
-                <w:bCs/>
-              </w:rPr>
-              <w:t>Тема:</w:t>
-            </w:r>
-          </w:p>
-        </w:tc>
-        <w:tc>
-          <w:tcPr>
-            <w:tcW w:w="8443" w:type="dxa"/>
-            <w:tcBorders/>
-          </w:tcPr>
-          <w:p>
-            <w:pPr>
-              <w:pStyle w:val="Style16"/>
-              <w:ind w:hanging="0" w:start="0"/>
-              <w:rPr>
-                <w:b/>
-                <w:bCs/>
-                <w:highlight w:val="none"/>
-                <w:u w:val="single"/>
-                <w:shd w:fill="FFFF00" w:val="clear"/>
-              </w:rPr>
-            </w:pPr>
-            <w:r>
-              <w:rPr>
-                <w:b/>
-                <w:bCs/>
-                <w:u w:val="single"/>
-                <w:shd w:fill="FFFF00" w:val="clear"/>
-              </w:rPr>
-              <w:t>$(темаВКР)</w:t>
-            </w:r>
-          </w:p>
-        </w:tc>
-      </w:tr>
-    </w:tbl>
-    <w:p>
-      <w:pPr>
-        <w:pStyle w:val="Normal"/>
-        <w:jc w:val="center"/>
-        <w:rPr>
-          <w:b/>
-          <w:smallCaps/>
-        </w:rPr>
-      </w:pPr>
-      <w:r>
-        <w:rPr>
-          <w:b/>
-          <w:smallCaps/>
-        </w:rPr>
-      </w:r>
-    </w:p>
-    <w:tbl>
-      <w:tblPr>
-        <w:tblW w:w="9351" w:type="dxa"/>
-        <w:jc w:val="start"/>
-        <w:tblInd w:w="-5" w:type="dxa"/>
-        <w:tblLayout w:type="fixed"/>
-        <w:tblCellMar>
-          <w:top w:w="55" w:type="dxa"/>
-          <w:start w:w="55" w:type="dxa"/>
-          <w:bottom w:w="55" w:type="dxa"/>
-          <w:end w:w="55" w:type="dxa"/>
-        </w:tblCellMar>
-      </w:tblPr>
-      <w:tblGrid>
-        <w:gridCol w:w="7706"/>
+        <w:gridCol w:w="7704"/>
         <w:gridCol w:w="1645"/>
       </w:tblGrid>
       <w:tr>
         <w:trPr/>
         <w:tc>
           <w:tcPr>
-            <w:tcW w:w="7706" w:type="dxa"/>
+            <w:tcW w:w="7704" w:type="dxa"/>
             <w:tcBorders>
               <w:top w:val="single" w:sz="4" w:space="0" w:color="000000"/>
-              <w:start w:val="single" w:sz="4" w:space="0" w:color="000000"/>
+              <w:left w:val="single" w:sz="4" w:space="0" w:color="000000"/>
               <w:bottom w:val="single" w:sz="4" w:space="0" w:color="000000"/>
             </w:tcBorders>
           </w:tcPr>
           <w:p>
             <w:pPr>
-              <w:pStyle w:val="user3"/>
-              <w:ind w:hanging="0" w:start="0"/>
+              <w:pStyle w:val="Style16"/>
+              <w:ind w:hanging="0" w:left="0"/>
               <w:jc w:val="center"/>
               <w:rPr>
                 <w:b/>
@@ -624,15 +505,15 @@
             <w:tcW w:w="1645" w:type="dxa"/>
             <w:tcBorders>
               <w:top w:val="single" w:sz="4" w:space="0" w:color="000000"/>
-              <w:start w:val="single" w:sz="4" w:space="0" w:color="000000"/>
+              <w:left w:val="single" w:sz="4" w:space="0" w:color="000000"/>
               <w:bottom w:val="single" w:sz="4" w:space="0" w:color="000000"/>
-              <w:end w:val="single" w:sz="4" w:space="0" w:color="000000"/>
+              <w:right w:val="single" w:sz="4" w:space="0" w:color="000000"/>
             </w:tcBorders>
           </w:tcPr>
           <w:p>
             <w:pPr>
-              <w:pStyle w:val="user3"/>
-              <w:ind w:hanging="0" w:start="0"/>
+              <w:pStyle w:val="Style16"/>
+              <w:ind w:hanging="0" w:left="0"/>
               <w:jc w:val="center"/>
               <w:rPr>
                 <w:b/>
@@ -655,9 +536,9 @@
         <w:trPr/>
         <w:tc>
           <w:tcPr>
-            <w:tcW w:w="7706" w:type="dxa"/>
+            <w:tcW w:w="7704" w:type="dxa"/>
             <w:tcBorders>
-              <w:start w:val="single" w:sz="4" w:space="0" w:color="000000"/>
+              <w:left w:val="single" w:sz="4" w:space="0" w:color="000000"/>
               <w:bottom w:val="single" w:sz="4" w:space="0" w:color="000000"/>
             </w:tcBorders>
           </w:tcPr>
@@ -688,14 +569,14 @@
           <w:tcPr>
             <w:tcW w:w="1645" w:type="dxa"/>
             <w:tcBorders>
-              <w:start w:val="single" w:sz="4" w:space="0" w:color="000000"/>
+              <w:left w:val="single" w:sz="4" w:space="0" w:color="000000"/>
               <w:bottom w:val="single" w:sz="4" w:space="0" w:color="000000"/>
-              <w:end w:val="single" w:sz="4" w:space="0" w:color="000000"/>
+              <w:right w:val="single" w:sz="4" w:space="0" w:color="000000"/>
             </w:tcBorders>
           </w:tcPr>
           <w:p>
             <w:pPr>
-              <w:pStyle w:val="user3"/>
+              <w:pStyle w:val="Style16"/>
               <w:rPr/>
             </w:pPr>
             <w:r>
@@ -708,25 +589,13 @@
     <w:p>
       <w:pPr>
         <w:pStyle w:val="Normal"/>
-        <w:spacing w:before="0" w:after="0"/>
         <w:jc w:val="center"/>
         <w:rPr>
           <w:b/>
         </w:rPr>
-        <w:sectPr>
-          <w:type w:val="nextPage"/>
-          <w:pgSz w:w="11906" w:h="16838"/>
-          <w:pgMar w:left="1701" w:right="850" w:gutter="0" w:header="0" w:top="709" w:footer="0" w:bottom="709"/>
-          <w:pgNumType w:fmt="decimal"/>
-          <w:formProt w:val="false"/>
-          <w:textDirection w:val="lrTb"/>
-          <w:docGrid w:type="default" w:linePitch="360" w:charSpace="0"/>
-        </w:sectPr>
-      </w:pPr>
-      <w:r>
-        <w:rPr>
-          <w:b/>
-        </w:rPr>
+      </w:pPr>
+      <w:r>
+        <w:rPr/>
       </w:r>
     </w:p>
     <w:p>
@@ -806,6 +675,100 @@
         <w:ind w:firstLine="284"/>
         <w:rPr/>
       </w:pPr>
+      <w:bookmarkStart w:id="0" w:name="docs-internal-guid-89d59dd3-7fff-959a-fb"/>
+      <w:bookmarkEnd w:id="0"/>
+      <w:r>
+        <w:rPr>
+          <w:rFonts w:ascii="Times New Roman;serif" w:hAnsi="Times New Roman;serif"/>
+          <w:b w:val="false"/>
+          <w:i w:val="false"/>
+          <w:caps w:val="false"/>
+          <w:smallCaps w:val="false"/>
+          <w:strike w:val="false"/>
+          <w:dstrike w:val="false"/>
+          <w:color w:val="000000"/>
+          <w:sz w:val="24"/>
+          <w:u w:val="none"/>
+          <w:effect w:val="none"/>
+          <w:shd w:fill="auto" w:val="clear"/>
+        </w:rPr>
+        <w:t xml:space="preserve">Все заимствования в тексте корректны, плагиат отсутствует. Процент оригинальности работы при проверки выпускной квалификационной работы на объем заимствования с использованием пакета «Антиплагиат.вуз» составляет </w:t>
+      </w:r>
+      <w:r>
+        <w:rPr>
+          <w:rFonts w:ascii="Times New Roman;serif" w:hAnsi="Times New Roman;serif"/>
+          <w:b w:val="false"/>
+          <w:i w:val="false"/>
+          <w:caps w:val="false"/>
+          <w:smallCaps w:val="false"/>
+          <w:strike w:val="false"/>
+          <w:dstrike w:val="false"/>
+          <w:color w:val="000000"/>
+          <w:sz w:val="24"/>
+          <w:u w:val="none"/>
+          <w:effect w:val="none"/>
+          <w:shd w:fill="FFFF00" w:val="clear"/>
+        </w:rPr>
+        <w:t>??,?%</w:t>
+      </w:r>
+      <w:r>
+        <w:rPr>
+          <w:rFonts w:ascii="Times New Roman;serif" w:hAnsi="Times New Roman;serif"/>
+          <w:b w:val="false"/>
+          <w:i w:val="false"/>
+          <w:caps w:val="false"/>
+          <w:smallCaps w:val="false"/>
+          <w:strike w:val="false"/>
+          <w:dstrike w:val="false"/>
+          <w:color w:val="000000"/>
+          <w:sz w:val="24"/>
+          <w:u w:val="none"/>
+          <w:effect w:val="none"/>
+          <w:shd w:fill="auto" w:val="clear"/>
+        </w:rPr>
+        <w:t xml:space="preserve">. К Отзыву прилагается Справка о результатах проверки текстового документа на наличие заимствований в выпускной квалификационной работе </w:t>
+      </w:r>
+      <w:r>
+        <w:rPr>
+          <w:rFonts w:ascii="Times New Roman;serif" w:hAnsi="Times New Roman;serif"/>
+          <w:b w:val="false"/>
+          <w:i w:val="false"/>
+          <w:caps w:val="false"/>
+          <w:smallCaps w:val="false"/>
+          <w:strike w:val="false"/>
+          <w:dstrike w:val="false"/>
+          <w:color w:val="000000"/>
+          <w:sz w:val="24"/>
+          <w:u w:val="none"/>
+          <w:effect w:val="none"/>
+          <w:shd w:fill="FFFF00" w:val="clear"/>
+        </w:rPr>
+        <w:t>$(степень)</w:t>
+      </w:r>
+      <w:r>
+        <w:rPr>
+          <w:rFonts w:ascii="Times New Roman;serif" w:hAnsi="Times New Roman;serif"/>
+          <w:b w:val="false"/>
+          <w:i w:val="false"/>
+          <w:caps w:val="false"/>
+          <w:smallCaps w:val="false"/>
+          <w:strike w:val="false"/>
+          <w:dstrike w:val="false"/>
+          <w:color w:val="000000"/>
+          <w:sz w:val="24"/>
+          <w:u w:val="none"/>
+          <w:effect w:val="none"/>
+          <w:shd w:fill="auto" w:val="clear"/>
+        </w:rPr>
+        <w:t>.</w:t>
+      </w:r>
+    </w:p>
+    <w:p>
+      <w:pPr>
+        <w:pStyle w:val="Normal"/>
+        <w:ind w:firstLine="284"/>
+        <w:rPr/>
+      </w:pPr>
       <w:r>
         <w:rPr/>
         <w:t xml:space="preserve">В целом выпускная квалификационная работа </w:t>
@@ -842,7 +805,26 @@
       </w:r>
       <w:r>
         <w:rPr/>
-        <w:t>.</w:t>
+        <w:t xml:space="preserve">. </w:t>
+      </w:r>
+      <w:r>
+        <w:rPr>
+          <w:shd w:fill="FFFF00" w:val="clear"/>
+        </w:rPr>
+        <w:t xml:space="preserve">Считаю целесообразным продолжение обучения в </w:t>
+      </w:r>
+      <w:r>
+        <w:rPr>
+          <w:color w:val="000000"/>
+          <w:shd w:fill="FF0000" w:val="clear"/>
+        </w:rPr>
+        <w:t>$(вСледующейСтепени)</w:t>
+      </w:r>
+      <w:r>
+        <w:rPr>
+          <w:shd w:fill="FFFF00" w:val="clear"/>
+        </w:rPr>
+        <w:t xml:space="preserve"> и рекомендую результаты работы к публикации.</w:t>
       </w:r>
     </w:p>
     <w:p>
@@ -864,20 +846,20 @@
     <w:tbl>
       <w:tblPr>
         <w:tblW w:w="9351" w:type="dxa"/>
-        <w:jc w:val="start"/>
-        <w:tblInd w:w="0" w:type="dxa"/>
+        <w:jc w:val="left"/>
+        <w:tblInd w:w="108" w:type="dxa"/>
         <w:tblLayout w:type="fixed"/>
         <w:tblCellMar>
           <w:top w:w="0" w:type="dxa"/>
-          <w:start w:w="108" w:type="dxa"/>
+          <w:left w:w="108" w:type="dxa"/>
           <w:bottom w:w="0" w:type="dxa"/>
-          <w:end w:w="108" w:type="dxa"/>
+          <w:right w:w="108" w:type="dxa"/>
         </w:tblCellMar>
         <w:tblLook w:val="04a0" w:noHBand="0" w:noVBand="1" w:firstColumn="1" w:lastRow="0" w:lastColumn="0" w:firstRow="1"/>
       </w:tblPr>
       <w:tblGrid>
-        <w:gridCol w:w="3746"/>
-        <w:gridCol w:w="5605"/>
+        <w:gridCol w:w="7305"/>
+        <w:gridCol w:w="2046"/>
       </w:tblGrid>
       <w:tr>
         <w:trPr>
@@ -885,7 +867,7 @@
         </w:trPr>
         <w:tc>
           <w:tcPr>
-            <w:tcW w:w="3746" w:type="dxa"/>
+            <w:tcW w:w="7305" w:type="dxa"/>
             <w:tcBorders/>
             <w:shd w:color="auto" w:fill="auto" w:val="clear"/>
           </w:tcPr>
@@ -896,7 +878,7 @@
               <w:suppressAutoHyphens w:val="true"/>
               <w:bidi w:val="0"/>
               <w:spacing w:lineRule="auto" w:line="240" w:before="0" w:after="0"/>
-              <w:ind w:hanging="0" w:start="0" w:end="0"/>
+              <w:ind w:hanging="0" w:left="0" w:right="0"/>
               <w:jc w:val="both"/>
               <w:rPr/>
             </w:pPr>
@@ -908,7 +890,7 @@
         </w:tc>
         <w:tc>
           <w:tcPr>
-            <w:tcW w:w="5605" w:type="dxa"/>
+            <w:tcW w:w="2046" w:type="dxa"/>
             <w:tcBorders/>
             <w:shd w:color="auto" w:fill="auto" w:val="clear"/>
           </w:tcPr>
@@ -919,7 +901,7 @@
               <w:suppressAutoHyphens w:val="true"/>
               <w:bidi w:val="0"/>
               <w:spacing w:lineRule="auto" w:line="240" w:before="0" w:after="0"/>
-              <w:ind w:hanging="0" w:start="0" w:end="227"/>
+              <w:ind w:hanging="0" w:left="0" w:right="227"/>
               <w:jc w:val="both"/>
               <w:rPr>
                 <w:shd w:fill="FFFF00" w:val="clear"/>
@@ -937,14 +919,14 @@
         <w:trPr/>
         <w:tc>
           <w:tcPr>
-            <w:tcW w:w="3746" w:type="dxa"/>
+            <w:tcW w:w="7305" w:type="dxa"/>
             <w:tcBorders/>
             <w:shd w:color="auto" w:fill="auto" w:val="clear"/>
           </w:tcPr>
           <w:p>
             <w:pPr>
               <w:pStyle w:val="Normal"/>
-              <w:ind w:hanging="0" w:start="0"/>
+              <w:ind w:hanging="0" w:left="0"/>
               <w:rPr/>
             </w:pPr>
             <w:r>
@@ -962,13 +944,13 @@
                 <w:iCs w:val="false"/>
                 <w:color w:themeColor="text1" w:val="000000"/>
               </w:rPr>
-              <w:t xml:space="preserve">, </w:t>
-            </w:r>
-          </w:p>
-        </w:tc>
-        <w:tc>
-          <w:tcPr>
-            <w:tcW w:w="5605" w:type="dxa"/>
+              <w:t>,</w:t>
+            </w:r>
+          </w:p>
+        </w:tc>
+        <w:tc>
+          <w:tcPr>
+            <w:tcW w:w="2046" w:type="dxa"/>
             <w:tcBorders/>
             <w:shd w:color="auto" w:fill="auto" w:val="clear"/>
           </w:tcPr>
@@ -979,7 +961,7 @@
               <w:suppressAutoHyphens w:val="true"/>
               <w:bidi w:val="0"/>
               <w:spacing w:lineRule="auto" w:line="240" w:before="0" w:after="0"/>
-              <w:ind w:hanging="0" w:start="0" w:end="227"/>
+              <w:ind w:hanging="0" w:left="0" w:right="227"/>
               <w:jc w:val="both"/>
               <w:rPr>
                 <w:b w:val="false"/>
@@ -988,16 +970,18 @@
                 <w:shd w:fill="auto" w:val="clear"/>
               </w:rPr>
             </w:pPr>
-            <w:bookmarkStart w:id="0" w:name="__DdeLink__170_1540872378"/>
+            <w:bookmarkStart w:id="1" w:name="__DdeLink__170_1540872378"/>
+            <w:bookmarkStart w:id="2" w:name="__DdeLink__928_205236340"/>
             <w:r>
               <w:rPr>
                 <w:b w:val="false"/>
                 <w:bCs w:val="false"/>
                 <w:shd w:fill="auto" w:val="clear"/>
               </w:rPr>
-              <w:t>________________________</w:t>
-            </w:r>
-            <w:bookmarkEnd w:id="0"/>
+              <w:t>_____________</w:t>
+            </w:r>
+            <w:bookmarkEnd w:id="1"/>
+            <w:bookmarkEnd w:id="2"/>
           </w:p>
         </w:tc>
       </w:tr>
@@ -1007,14 +991,14 @@
         </w:trPr>
         <w:tc>
           <w:tcPr>
-            <w:tcW w:w="3746" w:type="dxa"/>
+            <w:tcW w:w="7305" w:type="dxa"/>
             <w:tcBorders/>
             <w:shd w:color="auto" w:fill="auto" w:val="clear"/>
           </w:tcPr>
           <w:p>
             <w:pPr>
               <w:pStyle w:val="Normal"/>
-              <w:ind w:hanging="0" w:start="0"/>
+              <w:ind w:hanging="0" w:left="0"/>
               <w:rPr/>
             </w:pPr>
             <w:r>
@@ -1048,7 +1032,7 @@
         </w:tc>
         <w:tc>
           <w:tcPr>
-            <w:tcW w:w="5605" w:type="dxa"/>
+            <w:tcW w:w="2046" w:type="dxa"/>
             <w:tcBorders/>
             <w:shd w:color="auto" w:fill="auto" w:val="clear"/>
           </w:tcPr>
@@ -1059,7 +1043,7 @@
               <w:suppressAutoHyphens w:val="true"/>
               <w:bidi w:val="0"/>
               <w:spacing w:lineRule="auto" w:line="240" w:before="0" w:after="0"/>
-              <w:ind w:hanging="0" w:start="0" w:end="227"/>
+              <w:ind w:hanging="0" w:left="0" w:right="227"/>
               <w:jc w:val="both"/>
               <w:rPr>
                 <w:i/>
@@ -1068,7 +1052,8 @@
                 <w:szCs w:val="16"/>
               </w:rPr>
             </w:pPr>
-            <w:bookmarkStart w:id="1" w:name="__DdeLink__174_171234741"/>
+            <w:bookmarkStart w:id="3" w:name="__DdeLink__174_171234741"/>
+            <w:bookmarkStart w:id="4" w:name="__DdeLink__932_205236340"/>
             <w:r>
               <w:rPr>
                 <w:i/>
@@ -1076,9 +1061,9 @@
                 <w:sz w:val="16"/>
                 <w:szCs w:val="16"/>
               </w:rPr>
-              <w:t xml:space="preserve">                       </w:t>
-            </w:r>
-            <w:bookmarkStart w:id="2" w:name="__DdeLink__172_1540872378"/>
+              <w:t xml:space="preserve">                </w:t>
+            </w:r>
+            <w:bookmarkStart w:id="5" w:name="__DdeLink__172_1540872378"/>
             <w:r>
               <w:rPr>
                 <w:i w:val="false"/>
@@ -1088,8 +1073,9 @@
               </w:rPr>
               <w:t>подпись</w:t>
             </w:r>
-            <w:bookmarkEnd w:id="1"/>
-            <w:bookmarkEnd w:id="2"/>
+            <w:bookmarkEnd w:id="3"/>
+            <w:bookmarkEnd w:id="4"/>
+            <w:bookmarkEnd w:id="5"/>
           </w:p>
         </w:tc>
       </w:tr>
@@ -1097,7 +1083,7 @@
         <w:trPr/>
         <w:tc>
           <w:tcPr>
-            <w:tcW w:w="3746" w:type="dxa"/>
+            <w:tcW w:w="7305" w:type="dxa"/>
             <w:tcBorders/>
             <w:shd w:color="auto" w:fill="auto" w:val="clear"/>
           </w:tcPr>
@@ -1108,7 +1094,7 @@
               <w:suppressAutoHyphens w:val="true"/>
               <w:bidi w:val="0"/>
               <w:spacing w:lineRule="auto" w:line="240" w:before="0" w:after="0"/>
-              <w:ind w:hanging="0" w:start="0" w:end="0"/>
+              <w:ind w:hanging="0" w:left="0" w:right="0"/>
               <w:jc w:val="both"/>
               <w:rPr/>
             </w:pPr>
@@ -1120,7 +1106,7 @@
         </w:tc>
         <w:tc>
           <w:tcPr>
-            <w:tcW w:w="5605" w:type="dxa"/>
+            <w:tcW w:w="2046" w:type="dxa"/>
             <w:tcBorders/>
             <w:shd w:color="auto" w:fill="auto" w:val="clear"/>
           </w:tcPr>
@@ -1131,7 +1117,7 @@
               <w:suppressAutoHyphens w:val="true"/>
               <w:bidi w:val="0"/>
               <w:spacing w:lineRule="auto" w:line="240" w:before="0" w:after="0"/>
-              <w:ind w:hanging="0" w:start="0" w:end="227"/>
+              <w:ind w:hanging="0" w:left="0" w:right="227"/>
               <w:jc w:val="both"/>
               <w:rPr/>
             </w:pPr>
@@ -1145,7 +1131,7 @@
         <w:trPr/>
         <w:tc>
           <w:tcPr>
-            <w:tcW w:w="3746" w:type="dxa"/>
+            <w:tcW w:w="7305" w:type="dxa"/>
             <w:tcBorders/>
             <w:shd w:color="auto" w:fill="auto" w:val="clear"/>
           </w:tcPr>
@@ -1156,7 +1142,7 @@
               <w:suppressAutoHyphens w:val="true"/>
               <w:bidi w:val="0"/>
               <w:spacing w:lineRule="auto" w:line="240" w:before="0" w:after="0"/>
-              <w:ind w:hanging="0" w:start="-57" w:end="0"/>
+              <w:ind w:hanging="0" w:left="-57" w:right="0"/>
               <w:jc w:val="both"/>
               <w:rPr/>
             </w:pPr>
@@ -1167,7 +1153,7 @@
         </w:tc>
         <w:tc>
           <w:tcPr>
-            <w:tcW w:w="5605" w:type="dxa"/>
+            <w:tcW w:w="2046" w:type="dxa"/>
             <w:tcBorders/>
             <w:shd w:color="auto" w:fill="auto" w:val="clear"/>
           </w:tcPr>
@@ -1178,7 +1164,7 @@
               <w:suppressAutoHyphens w:val="true"/>
               <w:bidi w:val="0"/>
               <w:spacing w:lineRule="auto" w:line="240" w:before="0" w:after="0"/>
-              <w:ind w:hanging="0" w:start="0" w:end="227"/>
+              <w:ind w:hanging="0" w:left="0" w:right="227"/>
               <w:jc w:val="both"/>
               <w:rPr/>
             </w:pPr>
@@ -1194,7 +1180,7 @@
         </w:trPr>
         <w:tc>
           <w:tcPr>
-            <w:tcW w:w="3746" w:type="dxa"/>
+            <w:tcW w:w="7305" w:type="dxa"/>
             <w:tcBorders/>
             <w:shd w:color="auto" w:fill="auto" w:val="clear"/>
           </w:tcPr>
@@ -1205,7 +1191,7 @@
               <w:suppressAutoHyphens w:val="true"/>
               <w:bidi w:val="0"/>
               <w:spacing w:lineRule="auto" w:line="240" w:before="0" w:after="0"/>
-              <w:ind w:hanging="0" w:start="0" w:end="0"/>
+              <w:ind w:hanging="0" w:left="0" w:right="0"/>
               <w:jc w:val="both"/>
               <w:rPr>
                 <w:highlight w:val="none"/>
@@ -1222,7 +1208,7 @@
         </w:tc>
         <w:tc>
           <w:tcPr>
-            <w:tcW w:w="5605" w:type="dxa"/>
+            <w:tcW w:w="2046" w:type="dxa"/>
             <w:tcBorders/>
             <w:shd w:color="auto" w:fill="auto" w:val="clear"/>
           </w:tcPr>
@@ -1233,7 +1219,7 @@
               <w:suppressAutoHyphens w:val="true"/>
               <w:bidi w:val="0"/>
               <w:spacing w:lineRule="auto" w:line="240" w:before="0" w:after="0"/>
-              <w:ind w:hanging="0" w:start="0" w:end="227"/>
+              <w:ind w:hanging="0" w:left="0" w:right="227"/>
               <w:jc w:val="both"/>
               <w:rPr>
                 <w:color w:val="FF0000"/>
@@ -1330,25 +1316,30 @@
       </w:pPr>
       <w:r>
         <w:rPr/>
-        <w:t xml:space="preserve">подпись                               фамилия имя отчество студента              </w:t>
+        <w:t xml:space="preserve">подпись           фамилия имя отчество студента              </w:t>
       </w:r>
     </w:p>
     <w:p>
       <w:pPr>
         <w:pStyle w:val="Normal"/>
         <w:ind w:hanging="0"/>
-        <w:rPr/>
-      </w:pPr>
-      <w:r>
-        <w:rPr/>
-        <w:t xml:space="preserve">«___»______________20__г. </w:t>
+        <w:rPr>
+          <w:highlight w:val="none"/>
+          <w:shd w:fill="FFFF00" w:val="clear"/>
+        </w:rPr>
+      </w:pPr>
+      <w:r>
+        <w:rPr>
+          <w:shd w:fill="FFFF00" w:val="clear"/>
+        </w:rPr>
+        <w:t>$(датаОзнакомленияОтзывВКР)</w:t>
       </w:r>
     </w:p>
     <w:p>
       <w:pPr>
         <w:pStyle w:val="Normal"/>
         <w:ind w:firstLine="709"/>
-        <w:jc w:val="end"/>
+        <w:jc w:val="right"/>
         <w:rPr>
           <w:b/>
           <w:i/>
@@ -1373,7 +1364,7 @@
     <w:sectPr>
       <w:type w:val="nextPage"/>
       <w:pgSz w:w="11906" w:h="16838"/>
-      <w:pgMar w:left="1701" w:right="850" w:gutter="0" w:header="0" w:top="426" w:footer="0" w:bottom="568"/>
+      <w:pgMar w:left="1701" w:right="850" w:gutter="0" w:header="0" w:top="709" w:footer="0" w:bottom="709"/>
       <w:pgNumType w:fmt="decimal"/>
       <w:formProt w:val="false"/>
       <w:textDirection w:val="lrTb"/>
@@ -1907,7 +1898,7 @@
     <w:pPr>
       <w:spacing w:beforeAutospacing="1" w:afterAutospacing="1"/>
       <w:ind w:hanging="0"/>
-      <w:jc w:val="start"/>
+      <w:jc w:val="left"/>
     </w:pPr>
     <w:rPr/>
   </w:style>

--- a/src/main/resources/Заполнители/ВКР/common/Отзыв_руководителя_ВКР.docx
+++ b/src/main/resources/Заполнители/ВКР/common/Отзыв_руководителя_ВКР.docx
@@ -123,7 +123,7 @@
           </w:tcPr>
           <w:p>
             <w:pPr>
-              <w:pStyle w:val="Style16"/>
+              <w:pStyle w:val="user2"/>
               <w:ind w:hanging="0" w:left="0"/>
               <w:rPr/>
             </w:pPr>
@@ -140,7 +140,7 @@
           </w:tcPr>
           <w:p>
             <w:pPr>
-              <w:pStyle w:val="Style16"/>
+              <w:pStyle w:val="user2"/>
               <w:ind w:hanging="0" w:left="0"/>
               <w:rPr/>
             </w:pPr>
@@ -195,7 +195,7 @@
           </w:tcPr>
           <w:p>
             <w:pPr>
-              <w:pStyle w:val="Style16"/>
+              <w:pStyle w:val="user2"/>
               <w:ind w:hanging="0" w:left="0"/>
               <w:rPr/>
             </w:pPr>
@@ -244,7 +244,7 @@
           </w:tcPr>
           <w:p>
             <w:pPr>
-              <w:pStyle w:val="Style16"/>
+              <w:pStyle w:val="user2"/>
               <w:ind w:hanging="0" w:left="0"/>
               <w:rPr/>
             </w:pPr>
@@ -374,7 +374,7 @@
           </w:tcPr>
           <w:p>
             <w:pPr>
-              <w:pStyle w:val="Style16"/>
+              <w:pStyle w:val="user2"/>
               <w:ind w:hanging="0" w:left="0"/>
               <w:rPr>
                 <w:b/>
@@ -451,6 +451,110 @@
           <w:shd w:fill="FFFF00" w:val="clear"/>
         </w:rPr>
         <w:t>$(степень)</w:t>
+      </w:r>
+    </w:p>
+    <w:p>
+      <w:pPr>
+        <w:pStyle w:val="Normal"/>
+        <w:jc w:val="center"/>
+        <w:rPr>
+          <w:b/>
+          <w:smallCaps/>
+        </w:rPr>
+      </w:pPr>
+      <w:r>
+        <w:rPr>
+          <w:b/>
+          <w:smallCaps/>
+        </w:rPr>
+      </w:r>
+    </w:p>
+    <w:tbl>
+      <w:tblPr>
+        <w:tblW w:w="9351" w:type="dxa"/>
+        <w:jc w:val="left"/>
+        <w:tblInd w:w="55" w:type="dxa"/>
+        <w:tblLayout w:type="fixed"/>
+        <w:tblCellMar>
+          <w:top w:w="55" w:type="dxa"/>
+          <w:left w:w="55" w:type="dxa"/>
+          <w:bottom w:w="55" w:type="dxa"/>
+          <w:right w:w="55" w:type="dxa"/>
+        </w:tblCellMar>
+      </w:tblPr>
+      <w:tblGrid>
+        <w:gridCol w:w="907"/>
+        <w:gridCol w:w="8444"/>
+      </w:tblGrid>
+      <w:tr>
+        <w:trPr/>
+        <w:tc>
+          <w:tcPr>
+            <w:tcW w:w="907" w:type="dxa"/>
+            <w:tcBorders/>
+          </w:tcPr>
+          <w:p>
+            <w:pPr>
+              <w:pStyle w:val="user2"/>
+              <w:ind w:hanging="0" w:left="0"/>
+              <w:rPr>
+                <w:b/>
+                <w:bCs/>
+              </w:rPr>
+            </w:pPr>
+            <w:r>
+              <w:rPr>
+                <w:b/>
+                <w:bCs/>
+              </w:rPr>
+              <w:t>Тема:</w:t>
+            </w:r>
+          </w:p>
+        </w:tc>
+        <w:tc>
+          <w:tcPr>
+            <w:tcW w:w="8444" w:type="dxa"/>
+            <w:tcBorders/>
+          </w:tcPr>
+          <w:p>
+            <w:pPr>
+              <w:pStyle w:val="user2"/>
+              <w:ind w:hanging="0" w:left="0"/>
+              <w:rPr>
+                <w:b/>
+                <w:bCs/>
+                <w:highlight w:val="none"/>
+                <w:u w:val="single"/>
+                <w:shd w:fill="FFFF00" w:val="clear"/>
+              </w:rPr>
+            </w:pPr>
+            <w:r>
+              <w:rPr>
+                <w:b/>
+                <w:bCs/>
+                <w:u w:val="single"/>
+                <w:shd w:fill="FFFF00" w:val="clear"/>
+              </w:rPr>
+              <w:t>$(темаВКР)</w:t>
+            </w:r>
+          </w:p>
+        </w:tc>
+      </w:tr>
+    </w:tbl>
+    <w:p>
+      <w:pPr>
+        <w:pStyle w:val="Normal"/>
+        <w:jc w:val="center"/>
+        <w:rPr>
+          <w:b/>
+          <w:smallCaps/>
+        </w:rPr>
+      </w:pPr>
+      <w:r>
+        <w:rPr>
+          <w:b/>
+          <w:smallCaps/>
+        </w:rPr>
       </w:r>
     </w:p>
     <w:tbl>
@@ -467,14 +571,14 @@
         </w:tblCellMar>
       </w:tblPr>
       <w:tblGrid>
-        <w:gridCol w:w="7704"/>
-        <w:gridCol w:w="1645"/>
+        <w:gridCol w:w="7703"/>
+        <w:gridCol w:w="1646"/>
       </w:tblGrid>
       <w:tr>
         <w:trPr/>
         <w:tc>
           <w:tcPr>
-            <w:tcW w:w="7704" w:type="dxa"/>
+            <w:tcW w:w="7703" w:type="dxa"/>
             <w:tcBorders>
               <w:top w:val="single" w:sz="4" w:space="0" w:color="000000"/>
               <w:left w:val="single" w:sz="4" w:space="0" w:color="000000"/>
@@ -483,7 +587,7 @@
           </w:tcPr>
           <w:p>
             <w:pPr>
-              <w:pStyle w:val="Style16"/>
+              <w:pStyle w:val="user2"/>
               <w:ind w:hanging="0" w:left="0"/>
               <w:jc w:val="center"/>
               <w:rPr>
@@ -502,7 +606,7 @@
         </w:tc>
         <w:tc>
           <w:tcPr>
-            <w:tcW w:w="1645" w:type="dxa"/>
+            <w:tcW w:w="1646" w:type="dxa"/>
             <w:tcBorders>
               <w:top w:val="single" w:sz="4" w:space="0" w:color="000000"/>
               <w:left w:val="single" w:sz="4" w:space="0" w:color="000000"/>
@@ -512,7 +616,7 @@
           </w:tcPr>
           <w:p>
             <w:pPr>
-              <w:pStyle w:val="Style16"/>
+              <w:pStyle w:val="user2"/>
               <w:ind w:hanging="0" w:left="0"/>
               <w:jc w:val="center"/>
               <w:rPr>
@@ -536,7 +640,7 @@
         <w:trPr/>
         <w:tc>
           <w:tcPr>
-            <w:tcW w:w="7704" w:type="dxa"/>
+            <w:tcW w:w="7703" w:type="dxa"/>
             <w:tcBorders>
               <w:left w:val="single" w:sz="4" w:space="0" w:color="000000"/>
               <w:bottom w:val="single" w:sz="4" w:space="0" w:color="000000"/>
@@ -567,7 +671,7 @@
         </w:tc>
         <w:tc>
           <w:tcPr>
-            <w:tcW w:w="1645" w:type="dxa"/>
+            <w:tcW w:w="1646" w:type="dxa"/>
             <w:tcBorders>
               <w:left w:val="single" w:sz="4" w:space="0" w:color="000000"/>
               <w:bottom w:val="single" w:sz="4" w:space="0" w:color="000000"/>
@@ -576,7 +680,7 @@
           </w:tcPr>
           <w:p>
             <w:pPr>
-              <w:pStyle w:val="Style16"/>
+              <w:pStyle w:val="user2"/>
               <w:rPr/>
             </w:pPr>
             <w:r>
@@ -595,7 +699,9 @@
         </w:rPr>
       </w:pPr>
       <w:r>
-        <w:rPr/>
+        <w:rPr>
+          <w:b/>
+        </w:rPr>
       </w:r>
     </w:p>
     <w:p>
@@ -816,7 +922,7 @@
       <w:r>
         <w:rPr>
           <w:color w:val="000000"/>
-          <w:shd w:fill="FF0000" w:val="clear"/>
+          <w:shd w:fill="FFFF00" w:val="clear"/>
         </w:rPr>
         <w:t>$(вСледующейСтепени)</w:t>
       </w:r>
@@ -970,8 +1076,8 @@
                 <w:shd w:fill="auto" w:val="clear"/>
               </w:rPr>
             </w:pPr>
-            <w:bookmarkStart w:id="1" w:name="__DdeLink__170_1540872378"/>
-            <w:bookmarkStart w:id="2" w:name="__DdeLink__928_205236340"/>
+            <w:bookmarkStart w:id="1" w:name="__DdeLink__928_205236340"/>
+            <w:bookmarkStart w:id="2" w:name="__DdeLink__170_1540872378"/>
             <w:r>
               <w:rPr>
                 <w:b w:val="false"/>
@@ -1052,8 +1158,8 @@
                 <w:szCs w:val="16"/>
               </w:rPr>
             </w:pPr>
-            <w:bookmarkStart w:id="3" w:name="__DdeLink__174_171234741"/>
-            <w:bookmarkStart w:id="4" w:name="__DdeLink__932_205236340"/>
+            <w:bookmarkStart w:id="3" w:name="__DdeLink__932_205236340"/>
+            <w:bookmarkStart w:id="4" w:name="__DdeLink__174_171234741"/>
             <w:r>
               <w:rPr>
                 <w:i/>
@@ -1797,14 +1903,14 @@
     <w:qFormat/>
     <w:rPr/>
   </w:style>
-  <w:style w:type="character" w:styleId="user">
-    <w:name w:val="Маркеры (user)"/>
+  <w:style w:type="character" w:styleId="Style14">
+    <w:name w:val="Маркеры"/>
     <w:qFormat/>
     <w:rPr>
       <w:rFonts w:ascii="OpenSymbol" w:hAnsi="OpenSymbol" w:eastAsia="OpenSymbol" w:cs="OpenSymbol"/>
     </w:rPr>
   </w:style>
-  <w:style w:type="paragraph" w:styleId="Style14">
+  <w:style w:type="paragraph" w:styleId="Style15">
     <w:name w:val="Заголовок"/>
     <w:basedOn w:val="Normal"/>
     <w:next w:val="BodyText"/>
@@ -1851,7 +1957,7 @@
       <w:szCs w:val="24"/>
     </w:rPr>
   </w:style>
-  <w:style w:type="paragraph" w:styleId="Style15">
+  <w:style w:type="paragraph" w:styleId="Style16">
     <w:name w:val="Указатель"/>
     <w:basedOn w:val="Normal"/>
     <w:qFormat/>
@@ -1862,7 +1968,7 @@
       <w:rFonts w:cs="Noto Sans Devanagari"/>
     </w:rPr>
   </w:style>
-  <w:style w:type="paragraph" w:styleId="user1">
+  <w:style w:type="paragraph" w:styleId="user">
     <w:name w:val="Заголовок (user)"/>
     <w:basedOn w:val="Normal"/>
     <w:next w:val="BodyText"/>
@@ -1877,7 +1983,7 @@
       <w:szCs w:val="28"/>
     </w:rPr>
   </w:style>
-  <w:style w:type="paragraph" w:styleId="user2">
+  <w:style w:type="paragraph" w:styleId="user1">
     <w:name w:val="Указатель (user)"/>
     <w:basedOn w:val="Normal"/>
     <w:qFormat/>
@@ -1902,8 +2008,8 @@
     </w:pPr>
     <w:rPr/>
   </w:style>
-  <w:style w:type="paragraph" w:styleId="user3">
-    <w:name w:val="Содержимое таблицы (user)"/>
+  <w:style w:type="paragraph" w:styleId="Style17">
+    <w:name w:val="Содержимое таблицы"/>
     <w:basedOn w:val="Normal"/>
     <w:qFormat/>
     <w:pPr>
@@ -1912,9 +2018,9 @@
     </w:pPr>
     <w:rPr/>
   </w:style>
-  <w:style w:type="paragraph" w:styleId="user4">
-    <w:name w:val="Заголовок таблицы (user)"/>
-    <w:basedOn w:val="user3"/>
+  <w:style w:type="paragraph" w:styleId="Style18">
+    <w:name w:val="Заголовок таблицы"/>
+    <w:basedOn w:val="Style17"/>
     <w:qFormat/>
     <w:pPr>
       <w:suppressLineNumbers/>
@@ -1925,8 +2031,8 @@
       <w:bCs/>
     </w:rPr>
   </w:style>
-  <w:style w:type="paragraph" w:styleId="user5">
-    <w:name w:val="Текст в заданном формате (user)"/>
+  <w:style w:type="paragraph" w:styleId="Style19">
+    <w:name w:val="Текст в заданном формате"/>
     <w:basedOn w:val="Normal"/>
     <w:qFormat/>
     <w:pPr>
@@ -1938,8 +2044,8 @@
       <w:szCs w:val="20"/>
     </w:rPr>
   </w:style>
-  <w:style w:type="paragraph" w:styleId="Style16">
-    <w:name w:val="Содержимое таблицы"/>
+  <w:style w:type="paragraph" w:styleId="user2">
+    <w:name w:val="Содержимое таблицы (user)"/>
     <w:basedOn w:val="Normal"/>
     <w:qFormat/>
     <w:pPr>
@@ -1948,9 +2054,9 @@
     </w:pPr>
     <w:rPr/>
   </w:style>
-  <w:style w:type="paragraph" w:styleId="Style17">
-    <w:name w:val="Заголовок таблицы"/>
-    <w:basedOn w:val="Style16"/>
+  <w:style w:type="paragraph" w:styleId="user3">
+    <w:name w:val="Заголовок таблицы (user)"/>
+    <w:basedOn w:val="user2"/>
     <w:qFormat/>
     <w:pPr>
       <w:suppressLineNumbers/>
@@ -1961,8 +2067,8 @@
       <w:bCs/>
     </w:rPr>
   </w:style>
-  <w:style w:type="numbering" w:styleId="user6" w:default="1">
-    <w:name w:val="Без списка (user)"/>
+  <w:style w:type="numbering" w:styleId="Style20" w:default="1">
+    <w:name w:val="Без списка"/>
     <w:uiPriority w:val="99"/>
     <w:semiHidden/>
     <w:unhideWhenUsed/>
